--- a/CASE/eJagriti_Filing_Package/00_READ_ME_FIRST_Filing_Guide.docx
+++ b/CASE/eJagriti_Filing_Package/00_READ_ME_FIRST_Filing_Guide.docx
@@ -331,7 +331,7 @@
                 <w:sz w:val="22"/>
                 <w:szCs w:val="22"/>
               </w:rPr>
-              <w:t xml:space="preserve">02_Proforma_for_Filing_Consumer_Complaint.docx — fill father's name and advocate row, sign, scan</w:t>
+              <w:t xml:space="preserve">02_Proforma_for_Filing_Consumer_Complaint.docx — fill advocate row (or mark Party-in-Person), sign, scan</w:t>
             </w:r>
           </w:p>
         </w:tc>
@@ -451,7 +451,7 @@
                 <w:sz w:val="22"/>
                 <w:szCs w:val="22"/>
               </w:rPr>
-              <w:t xml:space="preserve">04_Memo_of_Parties.docx — fill father's name, sign, scan</w:t>
+              <w:t xml:space="preserve">04_Memo_of_Parties.docx — sign, scan</w:t>
             </w:r>
           </w:p>
         </w:tc>
@@ -511,7 +511,7 @@
                 <w:sz w:val="22"/>
                 <w:szCs w:val="22"/>
               </w:rPr>
-              <w:t xml:space="preserve">05_Consumer_Complaint folder: (i) 05A_Consumer_Complaint_S35_CPA2019.docx — fill date &amp; father's name where blank, sign every page, sign the Verification; (ii) 05B_Affidavit_in_Support_for_Notarisation.docx — sign before a Notary Public and get it notarised. Scan complaint + notarised affidavit together as ONE PDF.</w:t>
+              <w:t xml:space="preserve">05_Consumer_Complaint folder: (i) 05A_Consumer_Complaint_S35_CPA2019.docx — fill the date, sign every page, sign the Verification; (ii) 05B_Affidavit_in_Support_for_Notarisation.docx — sign before a Notary Public and get it notarised. Scan complaint + notarised affidavit together as ONE PDF.</w:t>
             </w:r>
           </w:p>
         </w:tc>
@@ -736,7 +736,7 @@
           <w:sz w:val="24"/>
           <w:szCs w:val="24"/>
         </w:rPr>
-        <w:t xml:space="preserve">1.  Father's name (“S/o Shri ____”) — appears in the Proforma, Memo of Parties, Affidavit, Vakalatnama and the complaint's verification block.</w:t>
+        <w:t xml:space="preserve">1.  Date of signing/verification — complaint, affidavit, memo, proforma, index.</w:t>
       </w:r>
     </w:p>
     <w:p>
@@ -754,7 +754,7 @@
           <w:sz w:val="24"/>
           <w:szCs w:val="24"/>
         </w:rPr>
-        <w:t xml:space="preserve">2.  Date of signing/verification — complaint, affidavit, memo, proforma, index.</w:t>
+        <w:t xml:space="preserve">2.  Advocate details in Proforma row 23 and Vakalatnama — or mark “Party-in-Person”.</w:t>
       </w:r>
     </w:p>
     <w:p>
@@ -772,7 +772,7 @@
           <w:sz w:val="24"/>
           <w:szCs w:val="24"/>
         </w:rPr>
-        <w:t xml:space="preserve">3.  Advocate details in Proforma row 23 and Vakalatnama — or mark “Party-in-Person”.</w:t>
+        <w:t xml:space="preserve">3.  Page numbers in the Index after continuous pagination of the printed paper-book.</w:t>
       </w:r>
     </w:p>
     <w:p>
@@ -785,12 +785,12 @@
           <w:rFonts w:ascii="Times New Roman" w:cs="Times New Roman" w:eastAsia="Times New Roman" w:hAnsi="Times New Roman"/>
           <w:b w:val="false"/>
           <w:bCs w:val="false"/>
-          <w:i w:val="false"/>
-          <w:iCs w:val="false"/>
+          <w:i/>
+          <w:iCs/>
           <w:sz w:val="24"/>
           <w:szCs w:val="24"/>
         </w:rPr>
-        <w:t xml:space="preserve">4.  Page numbers in the Index after continuous pagination of the printed paper-book.</w:t>
+        <w:t xml:space="preserve">(Father's name — Shri Surendra Gandhi — is already filled in throughout the package.)</w:t>
       </w:r>
     </w:p>
     <w:p>
